--- a/La divisa del sabato sera.docx
+++ b/La divisa del sabato sera.docx
@@ -127,10 +127,7 @@
       </w:pPr>
       <w:proofErr w:type="spellStart"/>
       <w:r>
-        <w:t>O</w:t>
-      </w:r>
-      <w:r>
-        <w:t>rdinano</w:t>
+        <w:t>Ordinano</w:t>
       </w:r>
       <w:proofErr w:type="spellEnd"/>
       <w:r>
@@ -149,8 +146,13 @@
       <w:pPr>
         <w:spacing w:line="360" w:lineRule="auto"/>
       </w:pPr>
-      <w:r>
-        <w:t xml:space="preserve">Uguali a me, </w:t>
+      <w:proofErr w:type="spellStart"/>
+      <w:r>
+        <w:t>Uguali</w:t>
+      </w:r>
+      <w:proofErr w:type="spellEnd"/>
+      <w:r>
+        <w:t xml:space="preserve"> a me, </w:t>
       </w:r>
       <w:proofErr w:type="spellStart"/>
       <w:r>
@@ -173,7 +175,6 @@
       <w:pPr>
         <w:spacing w:line="360" w:lineRule="auto"/>
       </w:pPr>
-      <w:proofErr w:type="gramStart"/>
       <w:r>
         <w:t>Fanno</w:t>
       </w:r>
@@ -181,19 +182,31 @@
         <w:t xml:space="preserve"> </w:t>
       </w:r>
       <w:r>
-        <w:t xml:space="preserve"> la</w:t>
-      </w:r>
-      <w:proofErr w:type="gramEnd"/>
+        <w:t xml:space="preserve"> la </w:t>
+      </w:r>
+      <w:proofErr w:type="spellStart"/>
+      <w:r>
+        <w:t>rivoluzione</w:t>
+      </w:r>
+      <w:proofErr w:type="spellEnd"/>
+      <w:r>
+        <w:t xml:space="preserve"> con </w:t>
+      </w:r>
+      <w:proofErr w:type="spellStart"/>
+      <w:r>
+        <w:t>l'autorizzazione</w:t>
+      </w:r>
+      <w:proofErr w:type="spellEnd"/>
       <w:r>
         <w:t xml:space="preserve"> </w:t>
       </w:r>
       <w:proofErr w:type="spellStart"/>
       <w:r>
-        <w:t>rivoluzione</w:t>
+        <w:t>firmata</w:t>
       </w:r>
       <w:proofErr w:type="spellEnd"/>
       <w:r>
-        <w:t xml:space="preserve"> con l'autorizzazione firmata dai genitori.</w:t>
+        <w:t xml:space="preserve"> dai genitori.</w:t>
       </w:r>
     </w:p>
     <w:p>
@@ -235,10 +248,7 @@
         <w:spacing w:line="360" w:lineRule="auto"/>
       </w:pPr>
       <w:r>
-        <w:t>La</w:t>
-      </w:r>
-      <w:r>
-        <w:t xml:space="preserve"> </w:t>
+        <w:t xml:space="preserve">La </w:t>
       </w:r>
       <w:proofErr w:type="spellStart"/>
       <w:r>
@@ -290,6 +300,254 @@
       <w:pPr>
         <w:spacing w:line="360" w:lineRule="auto"/>
       </w:pPr>
+      <w:proofErr w:type="spellStart"/>
+      <w:r>
+        <w:t>I</w:t>
+      </w:r>
+      <w:r>
+        <w:t>manichini</w:t>
+      </w:r>
+      <w:proofErr w:type="spellEnd"/>
+      <w:r>
+        <w:t xml:space="preserve"> </w:t>
+      </w:r>
+      <w:proofErr w:type="spellStart"/>
+      <w:r>
+        <w:t>nelle</w:t>
+      </w:r>
+      <w:proofErr w:type="spellEnd"/>
+      <w:r>
+        <w:t xml:space="preserve"> </w:t>
+      </w:r>
+      <w:proofErr w:type="spellStart"/>
+      <w:r>
+        <w:t>vetrine</w:t>
+      </w:r>
+      <w:proofErr w:type="spellEnd"/>
+      <w:r>
+        <w:t xml:space="preserve"> </w:t>
+      </w:r>
+      <w:proofErr w:type="spellStart"/>
+      <w:r>
+        <w:t>eleganti</w:t>
+      </w:r>
+      <w:proofErr w:type="spellEnd"/>
+      <w:r>
+        <w:t xml:space="preserve"> di Via Roma</w:t>
+      </w:r>
+      <w:r>
+        <w:t>,</w:t>
+      </w:r>
+    </w:p>
+    <w:p>
+      <w:pPr>
+        <w:spacing w:line="360" w:lineRule="auto"/>
+      </w:pPr>
+      <w:r>
+        <w:t xml:space="preserve">Hanno </w:t>
+      </w:r>
+      <w:proofErr w:type="spellStart"/>
+      <w:r>
+        <w:t>i</w:t>
+      </w:r>
+      <w:proofErr w:type="spellEnd"/>
+      <w:r>
+        <w:t xml:space="preserve"> jeans </w:t>
+      </w:r>
+      <w:proofErr w:type="spellStart"/>
+      <w:r>
+        <w:t>strappati</w:t>
+      </w:r>
+      <w:proofErr w:type="spellEnd"/>
+      <w:r>
+        <w:t xml:space="preserve"> ma la </w:t>
+      </w:r>
+      <w:proofErr w:type="spellStart"/>
+      <w:r>
+        <w:t>piega</w:t>
+      </w:r>
+      <w:proofErr w:type="spellEnd"/>
+      <w:r>
+        <w:t xml:space="preserve"> </w:t>
+      </w:r>
+      <w:proofErr w:type="spellStart"/>
+      <w:r>
+        <w:t>dei</w:t>
+      </w:r>
+      <w:proofErr w:type="spellEnd"/>
+      <w:r>
+        <w:t xml:space="preserve"> </w:t>
+      </w:r>
+      <w:proofErr w:type="spellStart"/>
+      <w:r>
+        <w:t>capelli</w:t>
+      </w:r>
+      <w:proofErr w:type="spellEnd"/>
+      <w:r>
+        <w:t xml:space="preserve"> </w:t>
+      </w:r>
+      <w:proofErr w:type="spellStart"/>
+      <w:r>
+        <w:t>impeccabile</w:t>
+      </w:r>
+      <w:proofErr w:type="spellEnd"/>
+      <w:r>
+        <w:t>.</w:t>
+      </w:r>
+    </w:p>
+    <w:p>
+      <w:pPr>
+        <w:spacing w:line="360" w:lineRule="auto"/>
+      </w:pPr>
+      <w:r>
+        <w:t xml:space="preserve">I </w:t>
+      </w:r>
+      <w:proofErr w:type="spellStart"/>
+      <w:r>
+        <w:t>ragazzi</w:t>
+      </w:r>
+      <w:proofErr w:type="spellEnd"/>
+      <w:r>
+        <w:t xml:space="preserve"> </w:t>
+      </w:r>
+      <w:proofErr w:type="spellStart"/>
+      <w:r>
+        <w:t>consumano</w:t>
+      </w:r>
+      <w:proofErr w:type="spellEnd"/>
+      <w:r>
+        <w:t xml:space="preserve"> </w:t>
+      </w:r>
+      <w:proofErr w:type="spellStart"/>
+      <w:r>
+        <w:t>sostanze</w:t>
+      </w:r>
+      <w:proofErr w:type="spellEnd"/>
+      <w:r>
+        <w:t xml:space="preserve"> </w:t>
+      </w:r>
+      <w:proofErr w:type="spellStart"/>
+      <w:r>
+        <w:t>nei</w:t>
+      </w:r>
+      <w:proofErr w:type="spellEnd"/>
+      <w:r>
+        <w:t xml:space="preserve"> </w:t>
+      </w:r>
+      <w:proofErr w:type="spellStart"/>
+      <w:r>
+        <w:t>bicchieri</w:t>
+      </w:r>
+      <w:proofErr w:type="spellEnd"/>
+      <w:r>
+        <w:t xml:space="preserve"> di </w:t>
+      </w:r>
+      <w:proofErr w:type="spellStart"/>
+      <w:r>
+        <w:t>plastica</w:t>
+      </w:r>
+      <w:proofErr w:type="spellEnd"/>
+      <w:r>
+        <w:t xml:space="preserve"> </w:t>
+      </w:r>
+      <w:proofErr w:type="spellStart"/>
+      <w:r>
+        <w:t>biodegradabile</w:t>
+      </w:r>
+      <w:proofErr w:type="spellEnd"/>
+      <w:r>
+        <w:t>.</w:t>
+      </w:r>
+    </w:p>
+    <w:p>
+      <w:pPr>
+        <w:spacing w:line="360" w:lineRule="auto"/>
+      </w:pPr>
+      <w:r>
+        <w:t xml:space="preserve">Il </w:t>
+      </w:r>
+      <w:proofErr w:type="spellStart"/>
+      <w:r>
+        <w:t>vizio</w:t>
+      </w:r>
+      <w:proofErr w:type="spellEnd"/>
+      <w:r>
+        <w:t xml:space="preserve"> un tempo </w:t>
+      </w:r>
+      <w:proofErr w:type="spellStart"/>
+      <w:r>
+        <w:t>comportava</w:t>
+      </w:r>
+      <w:proofErr w:type="spellEnd"/>
+      <w:r>
+        <w:t xml:space="preserve"> la </w:t>
+      </w:r>
+      <w:proofErr w:type="spellStart"/>
+      <w:r>
+        <w:t>solitudine</w:t>
+      </w:r>
+      <w:proofErr w:type="spellEnd"/>
+      <w:r>
+        <w:t xml:space="preserve"> e il </w:t>
+      </w:r>
+      <w:proofErr w:type="spellStart"/>
+      <w:r>
+        <w:t>rischio</w:t>
+      </w:r>
+      <w:proofErr w:type="spellEnd"/>
+      <w:r>
+        <w:t xml:space="preserve"> </w:t>
+      </w:r>
+      <w:proofErr w:type="spellStart"/>
+      <w:r>
+        <w:t>d'esclusione</w:t>
+      </w:r>
+      <w:proofErr w:type="spellEnd"/>
+      <w:r>
+        <w:t>.</w:t>
+      </w:r>
+    </w:p>
+    <w:p>
+      <w:pPr>
+        <w:spacing w:line="360" w:lineRule="auto"/>
+      </w:pPr>
+      <w:r>
+        <w:t xml:space="preserve">Oggi </w:t>
+      </w:r>
+      <w:proofErr w:type="spellStart"/>
+      <w:r>
+        <w:t>si</w:t>
+      </w:r>
+      <w:proofErr w:type="spellEnd"/>
+      <w:r>
+        <w:t xml:space="preserve"> </w:t>
+      </w:r>
+      <w:proofErr w:type="spellStart"/>
+      <w:r>
+        <w:t>acquista</w:t>
+      </w:r>
+      <w:proofErr w:type="spellEnd"/>
+      <w:r>
+        <w:t xml:space="preserve"> al </w:t>
+      </w:r>
+      <w:proofErr w:type="spellStart"/>
+      <w:r>
+        <w:t>dettaglio</w:t>
+      </w:r>
+      <w:proofErr w:type="spellEnd"/>
+      <w:r>
+        <w:t>.</w:t>
+      </w:r>
+    </w:p>
+    <w:p>
+      <w:pPr>
+        <w:spacing w:line="360" w:lineRule="auto"/>
+      </w:pPr>
+    </w:p>
+    <w:p>
+      <w:pPr>
+        <w:spacing w:line="360" w:lineRule="auto"/>
+      </w:pPr>
       <w:r>
         <w:t xml:space="preserve">Due </w:t>
       </w:r>
@@ -369,10 +627,7 @@
         <w:t xml:space="preserve"> a</w:t>
       </w:r>
       <w:r>
-        <w:t xml:space="preserve"> memoria</w:t>
-      </w:r>
-      <w:r>
-        <w:t xml:space="preserve">, senza </w:t>
+        <w:t xml:space="preserve"> memoria, senza </w:t>
       </w:r>
       <w:proofErr w:type="spellStart"/>
       <w:r>
@@ -479,17 +734,12 @@
         <w:spacing w:line="360" w:lineRule="auto"/>
       </w:pPr>
       <w:r>
-        <w:t>N</w:t>
-      </w:r>
-      <w:r>
-        <w:t xml:space="preserve">on </w:t>
+        <w:lastRenderedPageBreak/>
+        <w:t xml:space="preserve">Non </w:t>
       </w:r>
       <w:proofErr w:type="spellStart"/>
       <w:r>
-        <w:t>ammett</w:t>
-      </w:r>
-      <w:r>
-        <w:t>ono</w:t>
+        <w:t>ammettono</w:t>
       </w:r>
       <w:proofErr w:type="spellEnd"/>
       <w:r>

--- a/La divisa del sabato sera.docx
+++ b/La divisa del sabato sera.docx
@@ -19,156 +19,46 @@
       <w:pPr>
         <w:spacing w:line="360" w:lineRule="auto"/>
       </w:pPr>
-      <w:proofErr w:type="spellStart"/>
       <w:r>
-        <w:t>C'è</w:t>
+        <w:t>C'è un'esposizione non autorizzata</w:t>
       </w:r>
-      <w:proofErr w:type="spellEnd"/>
-      <w:r>
-        <w:t xml:space="preserve"> </w:t>
-      </w:r>
-      <w:proofErr w:type="spellStart"/>
-      <w:r>
-        <w:t>un'esposizione</w:t>
-      </w:r>
-      <w:proofErr w:type="spellEnd"/>
-      <w:r>
-        <w:t xml:space="preserve"> non </w:t>
-      </w:r>
-      <w:proofErr w:type="spellStart"/>
-      <w:r>
-        <w:t>autorizzata</w:t>
-      </w:r>
-      <w:proofErr w:type="spellEnd"/>
       <w:r>
         <w:t xml:space="preserve"> </w:t>
       </w:r>
       <w:r>
-        <w:t xml:space="preserve">di </w:t>
+        <w:t>di replicanti in giubbotto scuro</w:t>
       </w:r>
-      <w:proofErr w:type="spellStart"/>
-      <w:r>
-        <w:t>replicanti</w:t>
-      </w:r>
-      <w:proofErr w:type="spellEnd"/>
-      <w:r>
-        <w:t xml:space="preserve"> in </w:t>
-      </w:r>
-      <w:proofErr w:type="spellStart"/>
-      <w:r>
-        <w:t>giubbotto</w:t>
-      </w:r>
-      <w:proofErr w:type="spellEnd"/>
-      <w:r>
-        <w:t xml:space="preserve"> </w:t>
-      </w:r>
-      <w:proofErr w:type="spellStart"/>
-      <w:r>
-        <w:t>scuro</w:t>
-      </w:r>
-      <w:proofErr w:type="spellEnd"/>
     </w:p>
     <w:p>
       <w:pPr>
         <w:spacing w:line="360" w:lineRule="auto"/>
       </w:pPr>
       <w:r>
-        <w:t xml:space="preserve">sotto </w:t>
-      </w:r>
-      <w:proofErr w:type="spellStart"/>
-      <w:r>
-        <w:t>i</w:t>
-      </w:r>
-      <w:proofErr w:type="spellEnd"/>
-      <w:r>
-        <w:t xml:space="preserve"> portici </w:t>
-      </w:r>
-      <w:proofErr w:type="spellStart"/>
-      <w:r>
-        <w:t>umidi</w:t>
-      </w:r>
-      <w:proofErr w:type="spellEnd"/>
-      <w:r>
-        <w:t xml:space="preserve"> di Via Po.</w:t>
+        <w:t>sotto i portici umidi di Via Po.</w:t>
       </w:r>
     </w:p>
     <w:p>
       <w:pPr>
         <w:spacing w:line="360" w:lineRule="auto"/>
       </w:pPr>
-      <w:proofErr w:type="spellStart"/>
       <w:r>
-        <w:t>Esibiscono</w:t>
-      </w:r>
-      <w:proofErr w:type="spellEnd"/>
-      <w:r>
-        <w:t xml:space="preserve"> lo </w:t>
-      </w:r>
-      <w:proofErr w:type="spellStart"/>
-      <w:r>
-        <w:t>stesso</w:t>
-      </w:r>
-      <w:proofErr w:type="spellEnd"/>
-      <w:r>
-        <w:t xml:space="preserve"> </w:t>
-      </w:r>
-      <w:proofErr w:type="spellStart"/>
-      <w:r>
-        <w:t>tatuaggio</w:t>
-      </w:r>
-      <w:proofErr w:type="spellEnd"/>
-      <w:r>
-        <w:t xml:space="preserve"> geometrico sull'avambraccio sinistro,</w:t>
+        <w:t>Esibiscono lo stesso tatuaggio geometrico sull'avambraccio sinistro,</w:t>
       </w:r>
     </w:p>
     <w:p>
       <w:pPr>
         <w:spacing w:line="360" w:lineRule="auto"/>
       </w:pPr>
-      <w:proofErr w:type="spellStart"/>
       <w:r>
-        <w:t>Ordinano</w:t>
-      </w:r>
-      <w:proofErr w:type="spellEnd"/>
-      <w:r>
-        <w:t xml:space="preserve"> un cocktail </w:t>
-      </w:r>
-      <w:proofErr w:type="spellStart"/>
-      <w:r>
-        <w:t>analcolico</w:t>
-      </w:r>
-      <w:proofErr w:type="spellEnd"/>
-      <w:r>
-        <w:t xml:space="preserve"> al bancone.</w:t>
+        <w:t>Ordinano un cocktail analcolico al bancone.</w:t>
       </w:r>
     </w:p>
     <w:p>
       <w:pPr>
         <w:spacing w:line="360" w:lineRule="auto"/>
       </w:pPr>
-      <w:proofErr w:type="spellStart"/>
       <w:r>
-        <w:t>Uguali</w:t>
-      </w:r>
-      <w:proofErr w:type="spellEnd"/>
-      <w:r>
-        <w:t xml:space="preserve"> a me, </w:t>
-      </w:r>
-      <w:proofErr w:type="spellStart"/>
-      <w:r>
-        <w:t>identici</w:t>
-      </w:r>
-      <w:proofErr w:type="spellEnd"/>
-      <w:r>
-        <w:t xml:space="preserve"> a </w:t>
-      </w:r>
-      <w:proofErr w:type="spellStart"/>
-      <w:r>
-        <w:t>te</w:t>
-      </w:r>
-      <w:proofErr w:type="spellEnd"/>
-      <w:r>
-        <w:t>.</w:t>
+        <w:t>Uguali a me, identici a te.</w:t>
       </w:r>
     </w:p>
     <w:p>
@@ -182,361 +72,7 @@
         <w:t xml:space="preserve"> </w:t>
       </w:r>
       <w:r>
-        <w:t xml:space="preserve"> la </w:t>
-      </w:r>
-      <w:proofErr w:type="spellStart"/>
-      <w:r>
-        <w:t>rivoluzione</w:t>
-      </w:r>
-      <w:proofErr w:type="spellEnd"/>
-      <w:r>
-        <w:t xml:space="preserve"> con </w:t>
-      </w:r>
-      <w:proofErr w:type="spellStart"/>
-      <w:r>
-        <w:t>l'autorizzazione</w:t>
-      </w:r>
-      <w:proofErr w:type="spellEnd"/>
-      <w:r>
-        <w:t xml:space="preserve"> </w:t>
-      </w:r>
-      <w:proofErr w:type="spellStart"/>
-      <w:r>
-        <w:t>firmata</w:t>
-      </w:r>
-      <w:proofErr w:type="spellEnd"/>
-      <w:r>
-        <w:t xml:space="preserve"> dai genitori.</w:t>
-      </w:r>
-    </w:p>
-    <w:p>
-      <w:pPr>
-        <w:spacing w:line="360" w:lineRule="auto"/>
-      </w:pPr>
-    </w:p>
-    <w:p>
-      <w:pPr>
-        <w:spacing w:line="360" w:lineRule="auto"/>
-      </w:pPr>
-      <w:proofErr w:type="spellStart"/>
-      <w:r>
-        <w:t>Unici</w:t>
-      </w:r>
-      <w:proofErr w:type="spellEnd"/>
-      <w:r>
-        <w:t xml:space="preserve">, </w:t>
-      </w:r>
-      <w:proofErr w:type="spellStart"/>
-      <w:r>
-        <w:t>magnifici</w:t>
-      </w:r>
-      <w:proofErr w:type="spellEnd"/>
-      <w:r>
-        <w:t xml:space="preserve"> e </w:t>
-      </w:r>
-      <w:proofErr w:type="spellStart"/>
-      <w:r>
-        <w:t>drammaticamente</w:t>
-      </w:r>
-      <w:proofErr w:type="spellEnd"/>
-      <w:r>
-        <w:t xml:space="preserve"> speciali.</w:t>
-      </w:r>
-    </w:p>
-    <w:p>
-      <w:pPr>
-        <w:spacing w:line="360" w:lineRule="auto"/>
-      </w:pPr>
-      <w:r>
-        <w:t xml:space="preserve">La </w:t>
-      </w:r>
-      <w:proofErr w:type="spellStart"/>
-      <w:r>
-        <w:t>trasgressione</w:t>
-      </w:r>
-      <w:proofErr w:type="spellEnd"/>
-      <w:r>
-        <w:t xml:space="preserve"> </w:t>
-      </w:r>
-      <w:proofErr w:type="spellStart"/>
-      <w:r>
-        <w:t>esposta</w:t>
-      </w:r>
-      <w:proofErr w:type="spellEnd"/>
-      <w:r>
-        <w:t xml:space="preserve"> </w:t>
-      </w:r>
-      <w:proofErr w:type="spellStart"/>
-      <w:r>
-        <w:t>nelle</w:t>
-      </w:r>
-      <w:proofErr w:type="spellEnd"/>
-      <w:r>
-        <w:t xml:space="preserve"> </w:t>
-      </w:r>
-      <w:proofErr w:type="spellStart"/>
-      <w:r>
-        <w:t>vetrine</w:t>
-      </w:r>
-      <w:proofErr w:type="spellEnd"/>
-      <w:r>
-        <w:t xml:space="preserve"> del </w:t>
-      </w:r>
-      <w:proofErr w:type="spellStart"/>
-      <w:r>
-        <w:t>centro</w:t>
-      </w:r>
-      <w:proofErr w:type="spellEnd"/>
-      <w:r>
-        <w:t>.</w:t>
-      </w:r>
-    </w:p>
-    <w:p>
-      <w:pPr>
-        <w:spacing w:line="360" w:lineRule="auto"/>
-      </w:pPr>
-    </w:p>
-    <w:p>
-      <w:pPr>
-        <w:spacing w:line="360" w:lineRule="auto"/>
-      </w:pPr>
-      <w:proofErr w:type="spellStart"/>
-      <w:r>
-        <w:t>I</w:t>
-      </w:r>
-      <w:r>
-        <w:t>manichini</w:t>
-      </w:r>
-      <w:proofErr w:type="spellEnd"/>
-      <w:r>
-        <w:t xml:space="preserve"> </w:t>
-      </w:r>
-      <w:proofErr w:type="spellStart"/>
-      <w:r>
-        <w:t>nelle</w:t>
-      </w:r>
-      <w:proofErr w:type="spellEnd"/>
-      <w:r>
-        <w:t xml:space="preserve"> </w:t>
-      </w:r>
-      <w:proofErr w:type="spellStart"/>
-      <w:r>
-        <w:t>vetrine</w:t>
-      </w:r>
-      <w:proofErr w:type="spellEnd"/>
-      <w:r>
-        <w:t xml:space="preserve"> </w:t>
-      </w:r>
-      <w:proofErr w:type="spellStart"/>
-      <w:r>
-        <w:t>eleganti</w:t>
-      </w:r>
-      <w:proofErr w:type="spellEnd"/>
-      <w:r>
-        <w:t xml:space="preserve"> di Via Roma</w:t>
-      </w:r>
-      <w:r>
-        <w:t>,</w:t>
-      </w:r>
-    </w:p>
-    <w:p>
-      <w:pPr>
-        <w:spacing w:line="360" w:lineRule="auto"/>
-      </w:pPr>
-      <w:r>
-        <w:t xml:space="preserve">Hanno </w:t>
-      </w:r>
-      <w:proofErr w:type="spellStart"/>
-      <w:r>
-        <w:t>i</w:t>
-      </w:r>
-      <w:proofErr w:type="spellEnd"/>
-      <w:r>
-        <w:t xml:space="preserve"> jeans </w:t>
-      </w:r>
-      <w:proofErr w:type="spellStart"/>
-      <w:r>
-        <w:t>strappati</w:t>
-      </w:r>
-      <w:proofErr w:type="spellEnd"/>
-      <w:r>
-        <w:t xml:space="preserve"> ma la </w:t>
-      </w:r>
-      <w:proofErr w:type="spellStart"/>
-      <w:r>
-        <w:t>piega</w:t>
-      </w:r>
-      <w:proofErr w:type="spellEnd"/>
-      <w:r>
-        <w:t xml:space="preserve"> </w:t>
-      </w:r>
-      <w:proofErr w:type="spellStart"/>
-      <w:r>
-        <w:t>dei</w:t>
-      </w:r>
-      <w:proofErr w:type="spellEnd"/>
-      <w:r>
-        <w:t xml:space="preserve"> </w:t>
-      </w:r>
-      <w:proofErr w:type="spellStart"/>
-      <w:r>
-        <w:t>capelli</w:t>
-      </w:r>
-      <w:proofErr w:type="spellEnd"/>
-      <w:r>
-        <w:t xml:space="preserve"> </w:t>
-      </w:r>
-      <w:proofErr w:type="spellStart"/>
-      <w:r>
-        <w:t>impeccabile</w:t>
-      </w:r>
-      <w:proofErr w:type="spellEnd"/>
-      <w:r>
-        <w:t>.</w:t>
-      </w:r>
-    </w:p>
-    <w:p>
-      <w:pPr>
-        <w:spacing w:line="360" w:lineRule="auto"/>
-      </w:pPr>
-      <w:r>
-        <w:t xml:space="preserve">I </w:t>
-      </w:r>
-      <w:proofErr w:type="spellStart"/>
-      <w:r>
-        <w:t>ragazzi</w:t>
-      </w:r>
-      <w:proofErr w:type="spellEnd"/>
-      <w:r>
-        <w:t xml:space="preserve"> </w:t>
-      </w:r>
-      <w:proofErr w:type="spellStart"/>
-      <w:r>
-        <w:t>consumano</w:t>
-      </w:r>
-      <w:proofErr w:type="spellEnd"/>
-      <w:r>
-        <w:t xml:space="preserve"> </w:t>
-      </w:r>
-      <w:proofErr w:type="spellStart"/>
-      <w:r>
-        <w:t>sostanze</w:t>
-      </w:r>
-      <w:proofErr w:type="spellEnd"/>
-      <w:r>
-        <w:t xml:space="preserve"> </w:t>
-      </w:r>
-      <w:proofErr w:type="spellStart"/>
-      <w:r>
-        <w:t>nei</w:t>
-      </w:r>
-      <w:proofErr w:type="spellEnd"/>
-      <w:r>
-        <w:t xml:space="preserve"> </w:t>
-      </w:r>
-      <w:proofErr w:type="spellStart"/>
-      <w:r>
-        <w:t>bicchieri</w:t>
-      </w:r>
-      <w:proofErr w:type="spellEnd"/>
-      <w:r>
-        <w:t xml:space="preserve"> di </w:t>
-      </w:r>
-      <w:proofErr w:type="spellStart"/>
-      <w:r>
-        <w:t>plastica</w:t>
-      </w:r>
-      <w:proofErr w:type="spellEnd"/>
-      <w:r>
-        <w:t xml:space="preserve"> </w:t>
-      </w:r>
-      <w:proofErr w:type="spellStart"/>
-      <w:r>
-        <w:t>biodegradabile</w:t>
-      </w:r>
-      <w:proofErr w:type="spellEnd"/>
-      <w:r>
-        <w:t>.</w:t>
-      </w:r>
-    </w:p>
-    <w:p>
-      <w:pPr>
-        <w:spacing w:line="360" w:lineRule="auto"/>
-      </w:pPr>
-      <w:r>
-        <w:t xml:space="preserve">Il </w:t>
-      </w:r>
-      <w:proofErr w:type="spellStart"/>
-      <w:r>
-        <w:t>vizio</w:t>
-      </w:r>
-      <w:proofErr w:type="spellEnd"/>
-      <w:r>
-        <w:t xml:space="preserve"> un tempo </w:t>
-      </w:r>
-      <w:proofErr w:type="spellStart"/>
-      <w:r>
-        <w:t>comportava</w:t>
-      </w:r>
-      <w:proofErr w:type="spellEnd"/>
-      <w:r>
-        <w:t xml:space="preserve"> la </w:t>
-      </w:r>
-      <w:proofErr w:type="spellStart"/>
-      <w:r>
-        <w:t>solitudine</w:t>
-      </w:r>
-      <w:proofErr w:type="spellEnd"/>
-      <w:r>
-        <w:t xml:space="preserve"> e il </w:t>
-      </w:r>
-      <w:proofErr w:type="spellStart"/>
-      <w:r>
-        <w:t>rischio</w:t>
-      </w:r>
-      <w:proofErr w:type="spellEnd"/>
-      <w:r>
-        <w:t xml:space="preserve"> </w:t>
-      </w:r>
-      <w:proofErr w:type="spellStart"/>
-      <w:r>
-        <w:t>d'esclusione</w:t>
-      </w:r>
-      <w:proofErr w:type="spellEnd"/>
-      <w:r>
-        <w:t>.</w:t>
-      </w:r>
-    </w:p>
-    <w:p>
-      <w:pPr>
-        <w:spacing w:line="360" w:lineRule="auto"/>
-      </w:pPr>
-      <w:r>
-        <w:t xml:space="preserve">Oggi </w:t>
-      </w:r>
-      <w:proofErr w:type="spellStart"/>
-      <w:r>
-        <w:t>si</w:t>
-      </w:r>
-      <w:proofErr w:type="spellEnd"/>
-      <w:r>
-        <w:t xml:space="preserve"> </w:t>
-      </w:r>
-      <w:proofErr w:type="spellStart"/>
-      <w:r>
-        <w:t>acquista</w:t>
-      </w:r>
-      <w:proofErr w:type="spellEnd"/>
-      <w:r>
-        <w:t xml:space="preserve"> al </w:t>
-      </w:r>
-      <w:proofErr w:type="spellStart"/>
-      <w:r>
-        <w:t>dettaglio</w:t>
-      </w:r>
-      <w:proofErr w:type="spellEnd"/>
-      <w:r>
-        <w:t>.</w:t>
+        <w:t xml:space="preserve"> la rivoluzione con l'autorizzazione firmata dai genitori.</w:t>
       </w:r>
     </w:p>
     <w:p>
@@ -549,184 +85,7 @@
         <w:spacing w:line="360" w:lineRule="auto"/>
       </w:pPr>
       <w:r>
-        <w:t xml:space="preserve">Due </w:t>
-      </w:r>
-      <w:proofErr w:type="spellStart"/>
-      <w:r>
-        <w:t>ragazze</w:t>
-      </w:r>
-      <w:proofErr w:type="spellEnd"/>
-      <w:r>
-        <w:t xml:space="preserve"> </w:t>
-      </w:r>
-      <w:proofErr w:type="spellStart"/>
-      <w:r>
-        <w:t>discutono</w:t>
-      </w:r>
-      <w:proofErr w:type="spellEnd"/>
-      <w:r>
-        <w:t xml:space="preserve"> </w:t>
-      </w:r>
-      <w:proofErr w:type="spellStart"/>
-      <w:r>
-        <w:t>d</w:t>
-      </w:r>
-      <w:r>
-        <w:t>e</w:t>
-      </w:r>
-      <w:r>
-        <w:t>i</w:t>
-      </w:r>
-      <w:proofErr w:type="spellEnd"/>
-      <w:r>
-        <w:t xml:space="preserve"> </w:t>
-      </w:r>
-      <w:proofErr w:type="spellStart"/>
-      <w:r>
-        <w:t>destini</w:t>
-      </w:r>
-      <w:proofErr w:type="spellEnd"/>
-      <w:r>
-        <w:t xml:space="preserve"> </w:t>
-      </w:r>
-      <w:proofErr w:type="spellStart"/>
-      <w:r>
-        <w:t>dell'universo</w:t>
-      </w:r>
-      <w:proofErr w:type="spellEnd"/>
-      <w:r>
-        <w:t xml:space="preserve"> e di </w:t>
-      </w:r>
-      <w:proofErr w:type="spellStart"/>
-      <w:r>
-        <w:t>linguaggi</w:t>
-      </w:r>
-      <w:proofErr w:type="spellEnd"/>
-      <w:r>
-        <w:t xml:space="preserve"> </w:t>
-      </w:r>
-      <w:proofErr w:type="spellStart"/>
-      <w:r>
-        <w:t>inclusivi</w:t>
-      </w:r>
-      <w:proofErr w:type="spellEnd"/>
-      <w:r>
-        <w:t>.</w:t>
-      </w:r>
-    </w:p>
-    <w:p>
-      <w:pPr>
-        <w:spacing w:line="360" w:lineRule="auto"/>
-      </w:pPr>
-      <w:proofErr w:type="spellStart"/>
-      <w:r>
-        <w:t>Ripetono</w:t>
-      </w:r>
-      <w:proofErr w:type="spellEnd"/>
-      <w:r>
-        <w:t xml:space="preserve"> a</w:t>
-      </w:r>
-      <w:r>
-        <w:t xml:space="preserve"> memoria, senza </w:t>
-      </w:r>
-      <w:proofErr w:type="spellStart"/>
-      <w:r>
-        <w:t>pudore</w:t>
-      </w:r>
-      <w:proofErr w:type="spellEnd"/>
-      <w:r>
-        <w:t xml:space="preserve">, </w:t>
-      </w:r>
-      <w:proofErr w:type="spellStart"/>
-      <w:r>
-        <w:t>quello</w:t>
-      </w:r>
-      <w:proofErr w:type="spellEnd"/>
-      <w:r>
-        <w:t xml:space="preserve"> </w:t>
-      </w:r>
-      <w:proofErr w:type="spellStart"/>
-      <w:r>
-        <w:t>che</w:t>
-      </w:r>
-      <w:proofErr w:type="spellEnd"/>
-      <w:r>
-        <w:t xml:space="preserve"> lo </w:t>
-      </w:r>
-      <w:proofErr w:type="spellStart"/>
-      <w:r>
-        <w:t>schermo</w:t>
-      </w:r>
-      <w:proofErr w:type="spellEnd"/>
-      <w:r>
-        <w:t xml:space="preserve"> ha </w:t>
-      </w:r>
-      <w:proofErr w:type="spellStart"/>
-      <w:r>
-        <w:t>vomitato</w:t>
-      </w:r>
-      <w:proofErr w:type="spellEnd"/>
-      <w:r>
-        <w:t xml:space="preserve"> </w:t>
-      </w:r>
-      <w:proofErr w:type="spellStart"/>
-      <w:r>
-        <w:t>sul</w:t>
-      </w:r>
-      <w:proofErr w:type="spellEnd"/>
-      <w:r>
-        <w:t xml:space="preserve"> loro </w:t>
-      </w:r>
-      <w:proofErr w:type="spellStart"/>
-      <w:r>
-        <w:t>tinello</w:t>
-      </w:r>
-      <w:proofErr w:type="spellEnd"/>
-      <w:r>
-        <w:t xml:space="preserve"> la </w:t>
-      </w:r>
-      <w:proofErr w:type="spellStart"/>
-      <w:r>
-        <w:t>mattina</w:t>
-      </w:r>
-      <w:proofErr w:type="spellEnd"/>
-    </w:p>
-    <w:p>
-      <w:pPr>
-        <w:spacing w:line="360" w:lineRule="auto"/>
-      </w:pPr>
-      <w:r>
-        <w:t xml:space="preserve">La loro </w:t>
-      </w:r>
-      <w:proofErr w:type="spellStart"/>
-      <w:r>
-        <w:t>libertà</w:t>
-      </w:r>
-      <w:proofErr w:type="spellEnd"/>
-      <w:r>
-        <w:t xml:space="preserve"> </w:t>
-      </w:r>
-      <w:r>
-        <w:t>è</w:t>
-      </w:r>
-      <w:r>
-        <w:t xml:space="preserve"> un </w:t>
-      </w:r>
-      <w:proofErr w:type="spellStart"/>
-      <w:r>
-        <w:t>giardino</w:t>
-      </w:r>
-      <w:proofErr w:type="spellEnd"/>
-      <w:r>
-        <w:t xml:space="preserve"> </w:t>
-      </w:r>
-      <w:proofErr w:type="spellStart"/>
-      <w:r>
-        <w:t>recintato</w:t>
-      </w:r>
-      <w:proofErr w:type="spellEnd"/>
-      <w:r>
-        <w:t>.</w:t>
+        <w:t>Unici, magnifici e drammaticamente speciali.</w:t>
       </w:r>
     </w:p>
     <w:p>
@@ -734,93 +93,7 @@
         <w:spacing w:line="360" w:lineRule="auto"/>
       </w:pPr>
       <w:r>
-        <w:lastRenderedPageBreak/>
-        <w:t xml:space="preserve">Non </w:t>
-      </w:r>
-      <w:proofErr w:type="spellStart"/>
-      <w:r>
-        <w:t>ammettono</w:t>
-      </w:r>
-      <w:proofErr w:type="spellEnd"/>
-      <w:r>
-        <w:t xml:space="preserve"> </w:t>
-      </w:r>
-      <w:proofErr w:type="spellStart"/>
-      <w:r>
-        <w:t>repliche</w:t>
-      </w:r>
-      <w:proofErr w:type="spellEnd"/>
-      <w:r>
-        <w:t xml:space="preserve"> o </w:t>
-      </w:r>
-      <w:proofErr w:type="spellStart"/>
-      <w:r>
-        <w:t>variazioni</w:t>
-      </w:r>
-      <w:proofErr w:type="spellEnd"/>
-      <w:r>
-        <w:t xml:space="preserve"> </w:t>
-      </w:r>
-      <w:proofErr w:type="spellStart"/>
-      <w:r>
-        <w:t>sul</w:t>
-      </w:r>
-      <w:proofErr w:type="spellEnd"/>
-      <w:r>
-        <w:t xml:space="preserve"> </w:t>
-      </w:r>
-      <w:proofErr w:type="spellStart"/>
-      <w:r>
-        <w:t>tema</w:t>
-      </w:r>
-      <w:proofErr w:type="spellEnd"/>
-      <w:r>
-        <w:t>.</w:t>
-      </w:r>
-    </w:p>
-    <w:p>
-      <w:pPr>
-        <w:spacing w:line="360" w:lineRule="auto"/>
-      </w:pPr>
-      <w:proofErr w:type="spellStart"/>
-      <w:r>
-        <w:t>Sbaglia</w:t>
-      </w:r>
-      <w:proofErr w:type="spellEnd"/>
-      <w:r>
-        <w:t xml:space="preserve"> </w:t>
-      </w:r>
-      <w:proofErr w:type="spellStart"/>
-      <w:r>
-        <w:t>una</w:t>
-      </w:r>
-      <w:proofErr w:type="spellEnd"/>
-      <w:r>
-        <w:t xml:space="preserve"> </w:t>
-      </w:r>
-      <w:proofErr w:type="spellStart"/>
-      <w:r>
-        <w:t>parola</w:t>
-      </w:r>
-      <w:proofErr w:type="spellEnd"/>
-      <w:r>
-        <w:t xml:space="preserve"> e </w:t>
-      </w:r>
-      <w:proofErr w:type="spellStart"/>
-      <w:r>
-        <w:t>scatta</w:t>
-      </w:r>
-      <w:proofErr w:type="spellEnd"/>
-      <w:r>
-        <w:t xml:space="preserve"> il </w:t>
-      </w:r>
-      <w:proofErr w:type="spellStart"/>
-      <w:r>
-        <w:t>linciaggio</w:t>
-      </w:r>
-      <w:proofErr w:type="spellEnd"/>
-      <w:r>
-        <w:t xml:space="preserve"> civile.</w:t>
+        <w:t>La trasgressione esposta nelle vetrine del centro.</w:t>
       </w:r>
     </w:p>
     <w:p>
@@ -832,37 +105,14 @@
       <w:pPr>
         <w:spacing w:line="360" w:lineRule="auto"/>
       </w:pPr>
-      <w:proofErr w:type="spellStart"/>
       <w:r>
-        <w:t>Unici</w:t>
+        <w:t>I</w:t>
       </w:r>
-      <w:proofErr w:type="spellEnd"/>
-      <w:r>
-        <w:t xml:space="preserve">, </w:t>
-      </w:r>
-      <w:proofErr w:type="spellStart"/>
-      <w:r>
-        <w:t>magnifici</w:t>
-      </w:r>
-      <w:proofErr w:type="spellEnd"/>
-      <w:r>
-        <w:t xml:space="preserve"> e </w:t>
-      </w:r>
-      <w:proofErr w:type="spellStart"/>
-      <w:r>
-        <w:t>drammaticamente</w:t>
-      </w:r>
-      <w:proofErr w:type="spellEnd"/>
       <w:r>
         <w:t xml:space="preserve"> </w:t>
       </w:r>
-      <w:proofErr w:type="spellStart"/>
       <w:r>
-        <w:t>speciali</w:t>
-      </w:r>
-      <w:proofErr w:type="spellEnd"/>
-      <w:r>
-        <w:t>.</w:t>
+        <w:t>manichini nelle vetrine eleganti di Via Roma,</w:t>
       </w:r>
     </w:p>
     <w:p>
@@ -870,47 +120,122 @@
         <w:spacing w:line="360" w:lineRule="auto"/>
       </w:pPr>
       <w:r>
-        <w:t xml:space="preserve">La </w:t>
+        <w:t>h</w:t>
       </w:r>
-      <w:proofErr w:type="spellStart"/>
       <w:r>
-        <w:t>trasgressione</w:t>
+        <w:t>anno i jeans strappati ma la piega dei capelli impeccabile.</w:t>
       </w:r>
-      <w:proofErr w:type="spellEnd"/>
+    </w:p>
+    <w:p>
+      <w:pPr>
+        <w:spacing w:line="360" w:lineRule="auto"/>
+      </w:pPr>
       <w:r>
-        <w:t xml:space="preserve"> </w:t>
+        <w:t>I ragazzi consumano sostanze nei bicchieri di plastica biodegradabile.</w:t>
       </w:r>
-      <w:proofErr w:type="spellStart"/>
+    </w:p>
+    <w:p>
+      <w:pPr>
+        <w:spacing w:line="360" w:lineRule="auto"/>
+      </w:pPr>
       <w:r>
-        <w:t>esposta</w:t>
+        <w:t>Il vizio un tempo comportava la solitudine e il rischio d'esclusione.</w:t>
       </w:r>
-      <w:proofErr w:type="spellEnd"/>
+    </w:p>
+    <w:p>
+      <w:pPr>
+        <w:spacing w:line="360" w:lineRule="auto"/>
+      </w:pPr>
       <w:r>
-        <w:t xml:space="preserve"> </w:t>
+        <w:t>Oggi si acquista al dettaglio.</w:t>
       </w:r>
-      <w:proofErr w:type="spellStart"/>
+    </w:p>
+    <w:p>
+      <w:pPr>
+        <w:spacing w:line="360" w:lineRule="auto"/>
+      </w:pPr>
+    </w:p>
+    <w:p>
+      <w:pPr>
+        <w:spacing w:line="360" w:lineRule="auto"/>
+      </w:pPr>
       <w:r>
-        <w:t>nelle</w:t>
+        <w:t>Due ragazze discutono d</w:t>
       </w:r>
-      <w:proofErr w:type="spellEnd"/>
       <w:r>
-        <w:t xml:space="preserve"> </w:t>
+        <w:t>e</w:t>
       </w:r>
-      <w:proofErr w:type="spellStart"/>
       <w:r>
-        <w:t>vetrine</w:t>
+        <w:t>i destini dell'universo e di linguaggi inclusivi.</w:t>
       </w:r>
-      <w:proofErr w:type="spellEnd"/>
+    </w:p>
+    <w:p>
+      <w:pPr>
+        <w:spacing w:line="360" w:lineRule="auto"/>
+      </w:pPr>
       <w:r>
-        <w:t xml:space="preserve"> del </w:t>
+        <w:t>Ripetono a</w:t>
       </w:r>
-      <w:proofErr w:type="spellStart"/>
       <w:r>
-        <w:t>centro</w:t>
+        <w:t xml:space="preserve"> memoria, senza pudore, quello che lo schermo ha vomitato sul loro tinello la mattina</w:t>
       </w:r>
-      <w:proofErr w:type="spellEnd"/>
+    </w:p>
+    <w:p>
+      <w:pPr>
+        <w:spacing w:line="360" w:lineRule="auto"/>
+      </w:pPr>
       <w:r>
-        <w:t>.</w:t>
+        <w:t xml:space="preserve">La loro libertà </w:t>
+      </w:r>
+      <w:r>
+        <w:t>è</w:t>
+      </w:r>
+      <w:r>
+        <w:t xml:space="preserve"> un giardino recintato.</w:t>
+      </w:r>
+    </w:p>
+    <w:p>
+      <w:pPr>
+        <w:spacing w:line="360" w:lineRule="auto"/>
+      </w:pPr>
+      <w:r>
+        <w:lastRenderedPageBreak/>
+        <w:t>Non ammettono repliche o variazioni sul tema.</w:t>
+      </w:r>
+    </w:p>
+    <w:p>
+      <w:pPr>
+        <w:spacing w:line="360" w:lineRule="auto"/>
+      </w:pPr>
+      <w:r>
+        <w:t xml:space="preserve">Sbaglia una </w:t>
+      </w:r>
+      <w:r>
+        <w:t xml:space="preserve">parola e </w:t>
+      </w:r>
+      <w:r>
+        <w:t>scatta il linciaggio civile.</w:t>
+      </w:r>
+    </w:p>
+    <w:p>
+      <w:pPr>
+        <w:spacing w:line="360" w:lineRule="auto"/>
+      </w:pPr>
+    </w:p>
+    <w:p>
+      <w:pPr>
+        <w:spacing w:line="360" w:lineRule="auto"/>
+      </w:pPr>
+      <w:r>
+        <w:t>Unici, magnifici e drammaticamente speciali.</w:t>
+      </w:r>
+    </w:p>
+    <w:p>
+      <w:pPr>
+        <w:spacing w:line="360" w:lineRule="auto"/>
+      </w:pPr>
+      <w:r>
+        <w:t>La trasgressione esposta nelle vetrine del centro.</w:t>
       </w:r>
     </w:p>
     <w:p/>

--- a/La divisa del sabato sera.docx
+++ b/La divisa del sabato sera.docx
@@ -11,7 +11,7 @@
           <w:b/>
           <w:sz w:val="36"/>
         </w:rPr>
-        <w:t>La divisa del sabato sera</w:t>
+        <w:t>Sabato sera a km 0</w:t>
       </w:r>
     </w:p>
     <w:p/>
@@ -19,46 +19,196 @@
       <w:pPr>
         <w:spacing w:line="360" w:lineRule="auto"/>
       </w:pPr>
-      <w:r>
-        <w:t>C'è un'esposizione non autorizzata</w:t>
-      </w:r>
+      <w:proofErr w:type="spellStart"/>
+      <w:r>
+        <w:t>C'è</w:t>
+      </w:r>
+      <w:proofErr w:type="spellEnd"/>
       <w:r>
         <w:t xml:space="preserve"> </w:t>
       </w:r>
-      <w:r>
-        <w:t>di replicanti in giubbotto scuro</w:t>
-      </w:r>
+      <w:proofErr w:type="spellStart"/>
+      <w:r>
+        <w:t>un'esposizione</w:t>
+      </w:r>
+      <w:proofErr w:type="spellEnd"/>
+      <w:r>
+        <w:t xml:space="preserve"> non </w:t>
+      </w:r>
+      <w:proofErr w:type="spellStart"/>
+      <w:r>
+        <w:t>autorizzata</w:t>
+      </w:r>
+      <w:proofErr w:type="spellEnd"/>
+      <w:r>
+        <w:t xml:space="preserve"> </w:t>
+      </w:r>
+      <w:r>
+        <w:t xml:space="preserve">di </w:t>
+      </w:r>
+      <w:proofErr w:type="spellStart"/>
+      <w:r>
+        <w:t>replicanti</w:t>
+      </w:r>
+      <w:proofErr w:type="spellEnd"/>
+      <w:r>
+        <w:t xml:space="preserve"> in </w:t>
+      </w:r>
+      <w:proofErr w:type="spellStart"/>
+      <w:r>
+        <w:t>giubbotto</w:t>
+      </w:r>
+      <w:proofErr w:type="spellEnd"/>
+      <w:r>
+        <w:t xml:space="preserve"> </w:t>
+      </w:r>
+      <w:proofErr w:type="spellStart"/>
+      <w:r>
+        <w:t>scuro</w:t>
+      </w:r>
+      <w:proofErr w:type="spellEnd"/>
     </w:p>
     <w:p>
       <w:pPr>
         <w:spacing w:line="360" w:lineRule="auto"/>
       </w:pPr>
       <w:r>
-        <w:t>sotto i portici umidi di Via Po.</w:t>
+        <w:t xml:space="preserve">sotto </w:t>
+      </w:r>
+      <w:proofErr w:type="spellStart"/>
+      <w:r>
+        <w:t>i</w:t>
+      </w:r>
+      <w:proofErr w:type="spellEnd"/>
+      <w:r>
+        <w:t xml:space="preserve"> portici </w:t>
+      </w:r>
+      <w:proofErr w:type="spellStart"/>
+      <w:r>
+        <w:t>umidi</w:t>
+      </w:r>
+      <w:proofErr w:type="spellEnd"/>
+      <w:r>
+        <w:t xml:space="preserve"> di Via Po.</w:t>
       </w:r>
     </w:p>
     <w:p>
       <w:pPr>
         <w:spacing w:line="360" w:lineRule="auto"/>
       </w:pPr>
-      <w:r>
-        <w:t>Esibiscono lo stesso tatuaggio geometrico sull'avambraccio sinistro,</w:t>
+      <w:proofErr w:type="spellStart"/>
+      <w:r>
+        <w:t>Esibiscono</w:t>
+      </w:r>
+      <w:proofErr w:type="spellEnd"/>
+      <w:r>
+        <w:t xml:space="preserve"> lo </w:t>
+      </w:r>
+      <w:proofErr w:type="spellStart"/>
+      <w:r>
+        <w:t>stesso</w:t>
+      </w:r>
+      <w:proofErr w:type="spellEnd"/>
+      <w:r>
+        <w:t xml:space="preserve"> </w:t>
+      </w:r>
+      <w:proofErr w:type="spellStart"/>
+      <w:r>
+        <w:t>tatuaggio</w:t>
+      </w:r>
+      <w:proofErr w:type="spellEnd"/>
+      <w:r>
+        <w:t xml:space="preserve"> </w:t>
+      </w:r>
+      <w:proofErr w:type="spellStart"/>
+      <w:r>
+        <w:t>geometrico</w:t>
+      </w:r>
+      <w:proofErr w:type="spellEnd"/>
+      <w:r>
+        <w:t xml:space="preserve"> </w:t>
+      </w:r>
+      <w:proofErr w:type="spellStart"/>
+      <w:r>
+        <w:t>sull'avambraccio</w:t>
+      </w:r>
+      <w:proofErr w:type="spellEnd"/>
+      <w:r>
+        <w:t xml:space="preserve"> </w:t>
+      </w:r>
+      <w:proofErr w:type="spellStart"/>
+      <w:r>
+        <w:t>sinistro</w:t>
+      </w:r>
+      <w:proofErr w:type="spellEnd"/>
+      <w:r>
+        <w:t>,</w:t>
       </w:r>
     </w:p>
     <w:p>
       <w:pPr>
         <w:spacing w:line="360" w:lineRule="auto"/>
       </w:pPr>
-      <w:r>
-        <w:t>Ordinano un cocktail analcolico al bancone.</w:t>
+      <w:proofErr w:type="spellStart"/>
+      <w:r>
+        <w:t>Ordinano</w:t>
+      </w:r>
+      <w:proofErr w:type="spellEnd"/>
+      <w:r>
+        <w:t xml:space="preserve"> un cocktail </w:t>
+      </w:r>
+      <w:proofErr w:type="spellStart"/>
+      <w:r>
+        <w:t>analcolico</w:t>
+      </w:r>
+      <w:proofErr w:type="spellEnd"/>
+      <w:r>
+        <w:t xml:space="preserve"> al </w:t>
+      </w:r>
+      <w:proofErr w:type="spellStart"/>
+      <w:r>
+        <w:t>bancone</w:t>
+      </w:r>
+      <w:proofErr w:type="spellEnd"/>
+      <w:r>
+        <w:t>.</w:t>
       </w:r>
     </w:p>
     <w:p>
       <w:pPr>
         <w:spacing w:line="360" w:lineRule="auto"/>
       </w:pPr>
-      <w:r>
-        <w:t>Uguali a me, identici a te.</w:t>
+      <w:proofErr w:type="spellStart"/>
+      <w:r>
+        <w:t>Unici</w:t>
+      </w:r>
+      <w:proofErr w:type="spellEnd"/>
+      <w:r>
+        <w:t xml:space="preserve">, </w:t>
+      </w:r>
+      <w:proofErr w:type="spellStart"/>
+      <w:r>
+        <w:t>magnifici</w:t>
+      </w:r>
+      <w:proofErr w:type="spellEnd"/>
+      <w:r>
+        <w:t xml:space="preserve"> e </w:t>
+      </w:r>
+      <w:proofErr w:type="spellStart"/>
+      <w:r>
+        <w:t>drammaticamente</w:t>
+      </w:r>
+      <w:proofErr w:type="spellEnd"/>
+      <w:r>
+        <w:t xml:space="preserve"> </w:t>
+      </w:r>
+      <w:proofErr w:type="spellStart"/>
+      <w:r>
+        <w:t>speciali</w:t>
+      </w:r>
+      <w:proofErr w:type="spellEnd"/>
+      <w:r>
+        <w:t>.</w:t>
       </w:r>
     </w:p>
     <w:p>
@@ -66,13 +216,47 @@
         <w:spacing w:line="360" w:lineRule="auto"/>
       </w:pPr>
       <w:r>
-        <w:t>Fanno</w:t>
-      </w:r>
+        <w:t xml:space="preserve">La </w:t>
+      </w:r>
+      <w:proofErr w:type="spellStart"/>
+      <w:r>
+        <w:t>trasgressione</w:t>
+      </w:r>
+      <w:proofErr w:type="spellEnd"/>
       <w:r>
         <w:t xml:space="preserve"> </w:t>
       </w:r>
-      <w:r>
-        <w:t xml:space="preserve"> la rivoluzione con l'autorizzazione firmata dai genitori.</w:t>
+      <w:proofErr w:type="spellStart"/>
+      <w:r>
+        <w:t>esposta</w:t>
+      </w:r>
+      <w:proofErr w:type="spellEnd"/>
+      <w:r>
+        <w:t xml:space="preserve"> </w:t>
+      </w:r>
+      <w:proofErr w:type="spellStart"/>
+      <w:r>
+        <w:t>nelle</w:t>
+      </w:r>
+      <w:proofErr w:type="spellEnd"/>
+      <w:r>
+        <w:t xml:space="preserve"> </w:t>
+      </w:r>
+      <w:proofErr w:type="spellStart"/>
+      <w:r>
+        <w:t>vetrine</w:t>
+      </w:r>
+      <w:proofErr w:type="spellEnd"/>
+      <w:r>
+        <w:t xml:space="preserve"> del </w:t>
+      </w:r>
+      <w:proofErr w:type="spellStart"/>
+      <w:r>
+        <w:t>centro</w:t>
+      </w:r>
+      <w:proofErr w:type="spellEnd"/>
+      <w:r>
+        <w:t>.</w:t>
       </w:r>
     </w:p>
     <w:p>
@@ -84,16 +268,251 @@
       <w:pPr>
         <w:spacing w:line="360" w:lineRule="auto"/>
       </w:pPr>
-      <w:r>
-        <w:t>Unici, magnifici e drammaticamente speciali.</w:t>
+      <w:proofErr w:type="spellStart"/>
+      <w:r>
+        <w:t>Uguali</w:t>
+      </w:r>
+      <w:proofErr w:type="spellEnd"/>
+      <w:r>
+        <w:t xml:space="preserve"> a me, </w:t>
+      </w:r>
+      <w:proofErr w:type="spellStart"/>
+      <w:r>
+        <w:t>identici</w:t>
+      </w:r>
+      <w:proofErr w:type="spellEnd"/>
+      <w:r>
+        <w:t xml:space="preserve"> a </w:t>
+      </w:r>
+      <w:proofErr w:type="spellStart"/>
+      <w:r>
+        <w:t>te</w:t>
+      </w:r>
+      <w:proofErr w:type="spellEnd"/>
+      <w:r>
+        <w:t>.</w:t>
       </w:r>
     </w:p>
     <w:p>
       <w:pPr>
         <w:spacing w:line="360" w:lineRule="auto"/>
       </w:pPr>
-      <w:r>
-        <w:t>La trasgressione esposta nelle vetrine del centro.</w:t>
+      <w:proofErr w:type="gramStart"/>
+      <w:r>
+        <w:t>Fanno</w:t>
+      </w:r>
+      <w:r>
+        <w:t xml:space="preserve"> </w:t>
+      </w:r>
+      <w:r>
+        <w:t xml:space="preserve"> la</w:t>
+      </w:r>
+      <w:proofErr w:type="gramEnd"/>
+      <w:r>
+        <w:t xml:space="preserve"> </w:t>
+      </w:r>
+      <w:proofErr w:type="spellStart"/>
+      <w:r>
+        <w:t>rivoluzione</w:t>
+      </w:r>
+      <w:proofErr w:type="spellEnd"/>
+      <w:r>
+        <w:t xml:space="preserve"> con </w:t>
+      </w:r>
+      <w:proofErr w:type="spellStart"/>
+      <w:r>
+        <w:t>l'autorizzazione</w:t>
+      </w:r>
+      <w:proofErr w:type="spellEnd"/>
+      <w:r>
+        <w:t xml:space="preserve"> </w:t>
+      </w:r>
+      <w:proofErr w:type="spellStart"/>
+      <w:r>
+        <w:t>firmata</w:t>
+      </w:r>
+      <w:proofErr w:type="spellEnd"/>
+      <w:r>
+        <w:t xml:space="preserve"> </w:t>
+      </w:r>
+      <w:proofErr w:type="spellStart"/>
+      <w:r>
+        <w:t>dai</w:t>
+      </w:r>
+      <w:proofErr w:type="spellEnd"/>
+      <w:r>
+        <w:t xml:space="preserve"> </w:t>
+      </w:r>
+      <w:proofErr w:type="spellStart"/>
+      <w:r>
+        <w:t>genitori</w:t>
+      </w:r>
+      <w:proofErr w:type="spellEnd"/>
+      <w:r>
+        <w:t>.</w:t>
+      </w:r>
+    </w:p>
+    <w:p>
+      <w:pPr>
+        <w:spacing w:line="360" w:lineRule="auto"/>
+      </w:pPr>
+    </w:p>
+    <w:p>
+      <w:pPr>
+        <w:spacing w:line="360" w:lineRule="auto"/>
+        <w:rPr>
+          <w:b/>
+          <w:bCs/>
+        </w:rPr>
+      </w:pPr>
+      <w:r>
+        <w:rPr>
+          <w:b/>
+          <w:bCs/>
+        </w:rPr>
+        <w:t>------------------------------------------------------------------</w:t>
+      </w:r>
+    </w:p>
+    <w:p>
+      <w:pPr>
+        <w:spacing w:line="360" w:lineRule="auto"/>
+      </w:pPr>
+      <w:r>
+        <w:t>A</w:t>
+      </w:r>
+      <w:r>
+        <w:t xml:space="preserve">cquista il </w:t>
+      </w:r>
+      <w:proofErr w:type="spellStart"/>
+      <w:r>
+        <w:t>tuo</w:t>
+      </w:r>
+      <w:proofErr w:type="spellEnd"/>
+      <w:r>
+        <w:t xml:space="preserve"> </w:t>
+      </w:r>
+      <w:proofErr w:type="spellStart"/>
+      <w:r>
+        <w:t>brivido</w:t>
+      </w:r>
+      <w:proofErr w:type="spellEnd"/>
+      <w:r>
+        <w:t xml:space="preserve"> di </w:t>
+      </w:r>
+      <w:proofErr w:type="spellStart"/>
+      <w:r>
+        <w:t>rivolta</w:t>
+      </w:r>
+      <w:proofErr w:type="spellEnd"/>
+      <w:r>
+        <w:t xml:space="preserve"> a </w:t>
+      </w:r>
+      <w:proofErr w:type="spellStart"/>
+      <w:r>
+        <w:t>chilometro</w:t>
+      </w:r>
+      <w:proofErr w:type="spellEnd"/>
+      <w:r>
+        <w:t xml:space="preserve"> zero</w:t>
+      </w:r>
+      <w:r>
+        <w:t>,</w:t>
+      </w:r>
+    </w:p>
+    <w:p>
+      <w:pPr>
+        <w:spacing w:line="360" w:lineRule="auto"/>
+      </w:pPr>
+      <w:proofErr w:type="spellStart"/>
+      <w:r>
+        <w:t>C</w:t>
+      </w:r>
+      <w:r>
+        <w:t>onsuma</w:t>
+      </w:r>
+      <w:proofErr w:type="spellEnd"/>
+      <w:r>
+        <w:t xml:space="preserve"> la </w:t>
+      </w:r>
+      <w:proofErr w:type="spellStart"/>
+      <w:r>
+        <w:t>tua</w:t>
+      </w:r>
+      <w:proofErr w:type="spellEnd"/>
+      <w:r>
+        <w:t xml:space="preserve"> </w:t>
+      </w:r>
+      <w:proofErr w:type="spellStart"/>
+      <w:r>
+        <w:t>ribellione</w:t>
+      </w:r>
+      <w:proofErr w:type="spellEnd"/>
+      <w:r>
+        <w:t xml:space="preserve"> </w:t>
+      </w:r>
+      <w:proofErr w:type="spellStart"/>
+      <w:r>
+        <w:t>mensile</w:t>
+      </w:r>
+      <w:proofErr w:type="spellEnd"/>
+      <w:r>
+        <w:t xml:space="preserve">, </w:t>
+      </w:r>
+      <w:r>
+        <w:t xml:space="preserve">in fila </w:t>
+      </w:r>
+      <w:proofErr w:type="spellStart"/>
+      <w:r>
+        <w:t>ordinata</w:t>
+      </w:r>
+      <w:proofErr w:type="spellEnd"/>
+      <w:r>
+        <w:t>.</w:t>
+      </w:r>
+    </w:p>
+    <w:p>
+      <w:pPr>
+        <w:spacing w:line="360" w:lineRule="auto"/>
+      </w:pPr>
+      <w:r>
+        <w:t xml:space="preserve">Poi </w:t>
+      </w:r>
+      <w:proofErr w:type="spellStart"/>
+      <w:r>
+        <w:t>torna</w:t>
+      </w:r>
+      <w:proofErr w:type="spellEnd"/>
+      <w:r>
+        <w:t xml:space="preserve"> a casa, </w:t>
+      </w:r>
+      <w:proofErr w:type="spellStart"/>
+      <w:r>
+        <w:t>bevendo</w:t>
+      </w:r>
+      <w:proofErr w:type="spellEnd"/>
+      <w:r>
+        <w:t xml:space="preserve"> </w:t>
+      </w:r>
+      <w:proofErr w:type="spellStart"/>
+      <w:r>
+        <w:t>responsabilmente</w:t>
+      </w:r>
+      <w:proofErr w:type="spellEnd"/>
+    </w:p>
+    <w:p>
+      <w:pPr>
+        <w:spacing w:line="360" w:lineRule="auto"/>
+        <w:rPr>
+          <w:b/>
+          <w:bCs/>
+        </w:rPr>
+      </w:pPr>
+      <w:r>
+        <w:rPr>
+          <w:b/>
+          <w:bCs/>
+        </w:rPr>
+        <w:t>------------------------------------------------------------------</w:t>
       </w:r>
     </w:p>
     <w:p>
@@ -105,33 +524,114 @@
       <w:pPr>
         <w:spacing w:line="360" w:lineRule="auto"/>
       </w:pPr>
-      <w:r>
-        <w:t>I</w:t>
-      </w:r>
-      <w:r>
-        <w:t xml:space="preserve"> </w:t>
-      </w:r>
-      <w:r>
-        <w:t>manichini nelle vetrine eleganti di Via Roma,</w:t>
-      </w:r>
     </w:p>
     <w:p>
       <w:pPr>
         <w:spacing w:line="360" w:lineRule="auto"/>
       </w:pPr>
       <w:r>
-        <w:t>h</w:t>
-      </w:r>
-      <w:r>
-        <w:t>anno i jeans strappati ma la piega dei capelli impeccabile.</w:t>
+        <w:t>I</w:t>
+      </w:r>
+      <w:r>
+        <w:t xml:space="preserve"> </w:t>
+      </w:r>
+      <w:proofErr w:type="spellStart"/>
+      <w:proofErr w:type="gramStart"/>
+      <w:r>
+        <w:t>manichini</w:t>
+      </w:r>
+      <w:proofErr w:type="spellEnd"/>
+      <w:proofErr w:type="gramEnd"/>
+      <w:r>
+        <w:t xml:space="preserve"> </w:t>
+      </w:r>
+      <w:proofErr w:type="spellStart"/>
+      <w:r>
+        <w:t>nelle</w:t>
+      </w:r>
+      <w:proofErr w:type="spellEnd"/>
+      <w:r>
+        <w:t xml:space="preserve"> </w:t>
+      </w:r>
+      <w:proofErr w:type="spellStart"/>
+      <w:r>
+        <w:t>vetrine</w:t>
+      </w:r>
+      <w:proofErr w:type="spellEnd"/>
+      <w:r>
+        <w:t xml:space="preserve"> </w:t>
+      </w:r>
+      <w:proofErr w:type="spellStart"/>
+      <w:r>
+        <w:t>eleganti</w:t>
+      </w:r>
+      <w:proofErr w:type="spellEnd"/>
+      <w:r>
+        <w:t xml:space="preserve"> di Via Roma,</w:t>
       </w:r>
     </w:p>
     <w:p>
       <w:pPr>
         <w:spacing w:line="360" w:lineRule="auto"/>
       </w:pPr>
-      <w:r>
-        <w:t>I ragazzi consumano sostanze nei bicchieri di plastica biodegradabile.</w:t>
+      <w:proofErr w:type="spellStart"/>
+      <w:r>
+        <w:t>h</w:t>
+      </w:r>
+      <w:r>
+        <w:t>anno</w:t>
+      </w:r>
+      <w:proofErr w:type="spellEnd"/>
+      <w:r>
+        <w:t xml:space="preserve"> </w:t>
+      </w:r>
+      <w:proofErr w:type="spellStart"/>
+      <w:r>
+        <w:t>i</w:t>
+      </w:r>
+      <w:proofErr w:type="spellEnd"/>
+      <w:r>
+        <w:t xml:space="preserve"> jeans </w:t>
+      </w:r>
+      <w:proofErr w:type="spellStart"/>
+      <w:r>
+        <w:t>strappati</w:t>
+      </w:r>
+      <w:proofErr w:type="spellEnd"/>
+      <w:r>
+        <w:t xml:space="preserve"> ma la </w:t>
+      </w:r>
+      <w:proofErr w:type="spellStart"/>
+      <w:r>
+        <w:t>piega</w:t>
+      </w:r>
+      <w:proofErr w:type="spellEnd"/>
+      <w:r>
+        <w:t xml:space="preserve"> </w:t>
+      </w:r>
+      <w:proofErr w:type="spellStart"/>
+      <w:r>
+        <w:t>dei</w:t>
+      </w:r>
+      <w:proofErr w:type="spellEnd"/>
+      <w:r>
+        <w:t xml:space="preserve"> </w:t>
+      </w:r>
+      <w:proofErr w:type="spellStart"/>
+      <w:r>
+        <w:t>capelli</w:t>
+      </w:r>
+      <w:proofErr w:type="spellEnd"/>
+      <w:r>
+        <w:t xml:space="preserve"> </w:t>
+      </w:r>
+      <w:proofErr w:type="spellStart"/>
+      <w:r>
+        <w:t>impeccabile</w:t>
+      </w:r>
+      <w:proofErr w:type="spellEnd"/>
+      <w:r>
+        <w:t>.</w:t>
       </w:r>
     </w:p>
     <w:p>
@@ -139,7 +639,61 @@
         <w:spacing w:line="360" w:lineRule="auto"/>
       </w:pPr>
       <w:r>
-        <w:t>Il vizio un tempo comportava la solitudine e il rischio d'esclusione.</w:t>
+        <w:t xml:space="preserve">I </w:t>
+      </w:r>
+      <w:proofErr w:type="spellStart"/>
+      <w:r>
+        <w:t>ragazzi</w:t>
+      </w:r>
+      <w:proofErr w:type="spellEnd"/>
+      <w:r>
+        <w:t xml:space="preserve"> </w:t>
+      </w:r>
+      <w:proofErr w:type="spellStart"/>
+      <w:r>
+        <w:t>consumano</w:t>
+      </w:r>
+      <w:proofErr w:type="spellEnd"/>
+      <w:r>
+        <w:t xml:space="preserve"> </w:t>
+      </w:r>
+      <w:proofErr w:type="spellStart"/>
+      <w:r>
+        <w:t>sostanze</w:t>
+      </w:r>
+      <w:proofErr w:type="spellEnd"/>
+      <w:r>
+        <w:t xml:space="preserve"> </w:t>
+      </w:r>
+      <w:r>
+        <w:t>in</w:t>
+      </w:r>
+      <w:r>
+        <w:t xml:space="preserve"> </w:t>
+      </w:r>
+      <w:proofErr w:type="spellStart"/>
+      <w:r>
+        <w:t>bicchieri</w:t>
+      </w:r>
+      <w:proofErr w:type="spellEnd"/>
+      <w:r>
+        <w:t xml:space="preserve"> di </w:t>
+      </w:r>
+      <w:proofErr w:type="spellStart"/>
+      <w:r>
+        <w:t>plastica</w:t>
+      </w:r>
+      <w:proofErr w:type="spellEnd"/>
+      <w:r>
+        <w:t xml:space="preserve"> </w:t>
+      </w:r>
+      <w:proofErr w:type="spellStart"/>
+      <w:r>
+        <w:t>biodegradabile</w:t>
+      </w:r>
+      <w:proofErr w:type="spellEnd"/>
+      <w:r>
+        <w:t>.</w:t>
       </w:r>
     </w:p>
     <w:p>
@@ -147,7 +701,92 @@
         <w:spacing w:line="360" w:lineRule="auto"/>
       </w:pPr>
       <w:r>
-        <w:t>Oggi si acquista al dettaglio.</w:t>
+        <w:lastRenderedPageBreak/>
+        <w:t xml:space="preserve">Il </w:t>
+      </w:r>
+      <w:proofErr w:type="spellStart"/>
+      <w:r>
+        <w:t>vizio</w:t>
+      </w:r>
+      <w:proofErr w:type="spellEnd"/>
+      <w:r>
+        <w:t xml:space="preserve"> un tempo </w:t>
+      </w:r>
+      <w:proofErr w:type="spellStart"/>
+      <w:r>
+        <w:t>comportava</w:t>
+      </w:r>
+      <w:proofErr w:type="spellEnd"/>
+      <w:r>
+        <w:t xml:space="preserve"> la </w:t>
+      </w:r>
+      <w:proofErr w:type="spellStart"/>
+      <w:r>
+        <w:t>solitudine</w:t>
+      </w:r>
+      <w:proofErr w:type="spellEnd"/>
+      <w:r>
+        <w:t xml:space="preserve"> e il </w:t>
+      </w:r>
+      <w:proofErr w:type="spellStart"/>
+      <w:r>
+        <w:t>rischio</w:t>
+      </w:r>
+      <w:proofErr w:type="spellEnd"/>
+      <w:r>
+        <w:t xml:space="preserve"> </w:t>
+      </w:r>
+      <w:proofErr w:type="spellStart"/>
+      <w:r>
+        <w:t>d'esclusione</w:t>
+      </w:r>
+      <w:proofErr w:type="spellEnd"/>
+      <w:r>
+        <w:t>.</w:t>
+      </w:r>
+    </w:p>
+    <w:p>
+      <w:pPr>
+        <w:spacing w:line="360" w:lineRule="auto"/>
+      </w:pPr>
+      <w:r>
+        <w:t xml:space="preserve">Oggi </w:t>
+      </w:r>
+      <w:r>
+        <w:t>lo</w:t>
+      </w:r>
+      <w:r>
+        <w:t xml:space="preserve"> </w:t>
+      </w:r>
+      <w:proofErr w:type="spellStart"/>
+      <w:r>
+        <w:t>si</w:t>
+      </w:r>
+      <w:proofErr w:type="spellEnd"/>
+      <w:r>
+        <w:t xml:space="preserve"> </w:t>
+      </w:r>
+      <w:proofErr w:type="spellStart"/>
+      <w:r>
+        <w:t>acquist</w:t>
+      </w:r>
+      <w:r>
+        <w:t>a</w:t>
+      </w:r>
+      <w:proofErr w:type="spellEnd"/>
+      <w:r>
+        <w:t xml:space="preserve"> </w:t>
+      </w:r>
+      <w:r>
+        <w:t xml:space="preserve">al </w:t>
+      </w:r>
+      <w:proofErr w:type="spellStart"/>
+      <w:r>
+        <w:t>dettaglio</w:t>
+      </w:r>
+      <w:proofErr w:type="spellEnd"/>
+      <w:r>
+        <w:t>.</w:t>
       </w:r>
     </w:p>
     <w:p>
@@ -160,47 +799,189 @@
         <w:spacing w:line="360" w:lineRule="auto"/>
       </w:pPr>
       <w:r>
-        <w:t>Due ragazze discutono d</w:t>
+        <w:t xml:space="preserve">Due </w:t>
+      </w:r>
+      <w:proofErr w:type="spellStart"/>
+      <w:r>
+        <w:t>ragazze</w:t>
+      </w:r>
+      <w:proofErr w:type="spellEnd"/>
+      <w:r>
+        <w:t xml:space="preserve"> </w:t>
+      </w:r>
+      <w:proofErr w:type="spellStart"/>
+      <w:r>
+        <w:t>discutono</w:t>
+      </w:r>
+      <w:proofErr w:type="spellEnd"/>
+      <w:r>
+        <w:t xml:space="preserve"> </w:t>
+      </w:r>
+      <w:proofErr w:type="spellStart"/>
+      <w:r>
+        <w:t>d</w:t>
       </w:r>
       <w:r>
         <w:t>e</w:t>
       </w:r>
       <w:r>
-        <w:t>i destini dell'universo e di linguaggi inclusivi.</w:t>
+        <w:t>i</w:t>
+      </w:r>
+      <w:proofErr w:type="spellEnd"/>
+      <w:r>
+        <w:t xml:space="preserve"> </w:t>
+      </w:r>
+      <w:proofErr w:type="spellStart"/>
+      <w:r>
+        <w:t>destini</w:t>
+      </w:r>
+      <w:proofErr w:type="spellEnd"/>
+      <w:r>
+        <w:t xml:space="preserve"> </w:t>
+      </w:r>
+      <w:proofErr w:type="spellStart"/>
+      <w:r>
+        <w:t>dell'universo</w:t>
+      </w:r>
+      <w:proofErr w:type="spellEnd"/>
+      <w:r>
+        <w:t xml:space="preserve"> e di </w:t>
+      </w:r>
+      <w:proofErr w:type="spellStart"/>
+      <w:r>
+        <w:t>linguaggi</w:t>
+      </w:r>
+      <w:proofErr w:type="spellEnd"/>
+      <w:r>
+        <w:t xml:space="preserve"> </w:t>
+      </w:r>
+      <w:proofErr w:type="spellStart"/>
+      <w:r>
+        <w:t>inclusivi</w:t>
+      </w:r>
+      <w:proofErr w:type="spellEnd"/>
+      <w:r>
+        <w:t>.</w:t>
       </w:r>
     </w:p>
     <w:p>
       <w:pPr>
         <w:spacing w:line="360" w:lineRule="auto"/>
       </w:pPr>
-      <w:r>
-        <w:t>Ripetono a</w:t>
-      </w:r>
-      <w:r>
-        <w:t xml:space="preserve"> memoria, senza pudore, quello che lo schermo ha vomitato sul loro tinello la mattina</w:t>
+      <w:proofErr w:type="spellStart"/>
+      <w:r>
+        <w:t>Ripetono</w:t>
+      </w:r>
+      <w:proofErr w:type="spellEnd"/>
+      <w:r>
+        <w:t xml:space="preserve"> a</w:t>
+      </w:r>
+      <w:r>
+        <w:t xml:space="preserve"> memoria, senza </w:t>
+      </w:r>
+      <w:proofErr w:type="spellStart"/>
+      <w:r>
+        <w:t>pudore</w:t>
+      </w:r>
+      <w:proofErr w:type="spellEnd"/>
+      <w:r>
+        <w:t>,</w:t>
       </w:r>
     </w:p>
     <w:p>
       <w:pPr>
         <w:spacing w:line="360" w:lineRule="auto"/>
       </w:pPr>
-      <w:r>
-        <w:t xml:space="preserve">La loro libertà </w:t>
-      </w:r>
-      <w:r>
-        <w:t>è</w:t>
-      </w:r>
-      <w:r>
-        <w:t xml:space="preserve"> un giardino recintato.</w:t>
-      </w:r>
+      <w:proofErr w:type="spellStart"/>
+      <w:r>
+        <w:t>quello</w:t>
+      </w:r>
+      <w:proofErr w:type="spellEnd"/>
+      <w:r>
+        <w:t xml:space="preserve"> </w:t>
+      </w:r>
+      <w:proofErr w:type="spellStart"/>
+      <w:r>
+        <w:t>che</w:t>
+      </w:r>
+      <w:proofErr w:type="spellEnd"/>
+      <w:r>
+        <w:t xml:space="preserve"> lo </w:t>
+      </w:r>
+      <w:proofErr w:type="spellStart"/>
+      <w:r>
+        <w:t>schermo</w:t>
+      </w:r>
+      <w:proofErr w:type="spellEnd"/>
+      <w:r>
+        <w:t xml:space="preserve"> ha </w:t>
+      </w:r>
+      <w:proofErr w:type="spellStart"/>
+      <w:r>
+        <w:t>vomitato</w:t>
+      </w:r>
+      <w:proofErr w:type="spellEnd"/>
+      <w:r>
+        <w:t xml:space="preserve"> </w:t>
+      </w:r>
+      <w:proofErr w:type="spellStart"/>
+      <w:r>
+        <w:t>sul</w:t>
+      </w:r>
+      <w:proofErr w:type="spellEnd"/>
+      <w:r>
+        <w:t xml:space="preserve"> loro </w:t>
+      </w:r>
+      <w:proofErr w:type="spellStart"/>
+      <w:r>
+        <w:t>tinello</w:t>
+      </w:r>
+      <w:proofErr w:type="spellEnd"/>
+      <w:r>
+        <w:t xml:space="preserve"> la </w:t>
+      </w:r>
+      <w:proofErr w:type="spellStart"/>
+      <w:r>
+        <w:t>mattina</w:t>
+      </w:r>
+      <w:proofErr w:type="spellEnd"/>
     </w:p>
     <w:p>
       <w:pPr>
         <w:spacing w:line="360" w:lineRule="auto"/>
       </w:pPr>
       <w:r>
-        <w:lastRenderedPageBreak/>
-        <w:t>Non ammettono repliche o variazioni sul tema.</w:t>
+        <w:t xml:space="preserve">La loro </w:t>
+      </w:r>
+      <w:proofErr w:type="spellStart"/>
+      <w:r>
+        <w:t>libertà</w:t>
+      </w:r>
+      <w:proofErr w:type="spellEnd"/>
+      <w:r>
+        <w:t xml:space="preserve"> </w:t>
+      </w:r>
+      <w:r>
+        <w:t>è</w:t>
+      </w:r>
+      <w:r>
+        <w:t xml:space="preserve"> un </w:t>
+      </w:r>
+      <w:proofErr w:type="spellStart"/>
+      <w:r>
+        <w:t>giardino</w:t>
+      </w:r>
+      <w:proofErr w:type="spellEnd"/>
+      <w:r>
+        <w:t xml:space="preserve"> </w:t>
+      </w:r>
+      <w:proofErr w:type="spellStart"/>
+      <w:r>
+        <w:t>recintato</w:t>
+      </w:r>
+      <w:proofErr w:type="spellEnd"/>
+      <w:r>
+        <w:t>.</w:t>
       </w:r>
     </w:p>
     <w:p>
@@ -208,13 +989,92 @@
         <w:spacing w:line="360" w:lineRule="auto"/>
       </w:pPr>
       <w:r>
-        <w:t xml:space="preserve">Sbaglia una </w:t>
-      </w:r>
-      <w:r>
-        <w:t xml:space="preserve">parola e </w:t>
-      </w:r>
-      <w:r>
-        <w:t>scatta il linciaggio civile.</w:t>
+        <w:t xml:space="preserve">Non </w:t>
+      </w:r>
+      <w:proofErr w:type="spellStart"/>
+      <w:r>
+        <w:t>ammettono</w:t>
+      </w:r>
+      <w:proofErr w:type="spellEnd"/>
+      <w:r>
+        <w:t xml:space="preserve"> </w:t>
+      </w:r>
+      <w:proofErr w:type="spellStart"/>
+      <w:r>
+        <w:t>repliche</w:t>
+      </w:r>
+      <w:proofErr w:type="spellEnd"/>
+      <w:r>
+        <w:t xml:space="preserve"> o </w:t>
+      </w:r>
+      <w:proofErr w:type="spellStart"/>
+      <w:r>
+        <w:t>variazioni</w:t>
+      </w:r>
+      <w:proofErr w:type="spellEnd"/>
+      <w:r>
+        <w:t xml:space="preserve"> </w:t>
+      </w:r>
+      <w:proofErr w:type="spellStart"/>
+      <w:r>
+        <w:t>sul</w:t>
+      </w:r>
+      <w:proofErr w:type="spellEnd"/>
+      <w:r>
+        <w:t xml:space="preserve"> </w:t>
+      </w:r>
+      <w:proofErr w:type="spellStart"/>
+      <w:r>
+        <w:t>tema</w:t>
+      </w:r>
+      <w:proofErr w:type="spellEnd"/>
+      <w:r>
+        <w:t>.</w:t>
+      </w:r>
+    </w:p>
+    <w:p>
+      <w:pPr>
+        <w:spacing w:line="360" w:lineRule="auto"/>
+      </w:pPr>
+      <w:proofErr w:type="spellStart"/>
+      <w:r>
+        <w:t>Sbaglia</w:t>
+      </w:r>
+      <w:proofErr w:type="spellEnd"/>
+      <w:r>
+        <w:t xml:space="preserve"> </w:t>
+      </w:r>
+      <w:proofErr w:type="spellStart"/>
+      <w:r>
+        <w:t>una</w:t>
+      </w:r>
+      <w:proofErr w:type="spellEnd"/>
+      <w:r>
+        <w:t xml:space="preserve"> </w:t>
+      </w:r>
+      <w:proofErr w:type="spellStart"/>
+      <w:r>
+        <w:t>parola</w:t>
+      </w:r>
+      <w:proofErr w:type="spellEnd"/>
+      <w:r>
+        <w:t xml:space="preserve"> e </w:t>
+      </w:r>
+      <w:proofErr w:type="spellStart"/>
+      <w:r>
+        <w:t>scatta</w:t>
+      </w:r>
+      <w:proofErr w:type="spellEnd"/>
+      <w:r>
+        <w:t xml:space="preserve"> il </w:t>
+      </w:r>
+      <w:proofErr w:type="spellStart"/>
+      <w:r>
+        <w:t>linciaggio</w:t>
+      </w:r>
+      <w:proofErr w:type="spellEnd"/>
+      <w:r>
+        <w:t xml:space="preserve"> civile.</w:t>
       </w:r>
     </w:p>
     <w:p>
@@ -226,8 +1086,37 @@
       <w:pPr>
         <w:spacing w:line="360" w:lineRule="auto"/>
       </w:pPr>
-      <w:r>
-        <w:t>Unici, magnifici e drammaticamente speciali.</w:t>
+      <w:proofErr w:type="spellStart"/>
+      <w:r>
+        <w:t>Unici</w:t>
+      </w:r>
+      <w:proofErr w:type="spellEnd"/>
+      <w:r>
+        <w:t xml:space="preserve">, </w:t>
+      </w:r>
+      <w:proofErr w:type="spellStart"/>
+      <w:r>
+        <w:t>magnifici</w:t>
+      </w:r>
+      <w:proofErr w:type="spellEnd"/>
+      <w:r>
+        <w:t xml:space="preserve"> e </w:t>
+      </w:r>
+      <w:proofErr w:type="spellStart"/>
+      <w:r>
+        <w:t>drammaticamente</w:t>
+      </w:r>
+      <w:proofErr w:type="spellEnd"/>
+      <w:r>
+        <w:t xml:space="preserve"> </w:t>
+      </w:r>
+      <w:proofErr w:type="spellStart"/>
+      <w:r>
+        <w:t>speciali</w:t>
+      </w:r>
+      <w:proofErr w:type="spellEnd"/>
+      <w:r>
+        <w:t>.</w:t>
       </w:r>
     </w:p>
     <w:p>
@@ -235,8 +1124,226 @@
         <w:spacing w:line="360" w:lineRule="auto"/>
       </w:pPr>
       <w:r>
-        <w:t>La trasgressione esposta nelle vetrine del centro.</w:t>
-      </w:r>
+        <w:t xml:space="preserve">La </w:t>
+      </w:r>
+      <w:proofErr w:type="spellStart"/>
+      <w:r>
+        <w:t>trasgressione</w:t>
+      </w:r>
+      <w:proofErr w:type="spellEnd"/>
+      <w:r>
+        <w:t xml:space="preserve"> </w:t>
+      </w:r>
+      <w:proofErr w:type="spellStart"/>
+      <w:r>
+        <w:t>esposta</w:t>
+      </w:r>
+      <w:proofErr w:type="spellEnd"/>
+      <w:r>
+        <w:t xml:space="preserve"> </w:t>
+      </w:r>
+      <w:proofErr w:type="spellStart"/>
+      <w:r>
+        <w:t>nelle</w:t>
+      </w:r>
+      <w:proofErr w:type="spellEnd"/>
+      <w:r>
+        <w:t xml:space="preserve"> </w:t>
+      </w:r>
+      <w:proofErr w:type="spellStart"/>
+      <w:r>
+        <w:t>vetrine</w:t>
+      </w:r>
+      <w:proofErr w:type="spellEnd"/>
+      <w:r>
+        <w:t xml:space="preserve"> del </w:t>
+      </w:r>
+      <w:proofErr w:type="spellStart"/>
+      <w:r>
+        <w:t>centro</w:t>
+      </w:r>
+      <w:proofErr w:type="spellEnd"/>
+      <w:r>
+        <w:t>.</w:t>
+      </w:r>
+    </w:p>
+    <w:p>
+      <w:pPr>
+        <w:spacing w:line="360" w:lineRule="auto"/>
+      </w:pPr>
+    </w:p>
+    <w:p>
+      <w:pPr>
+        <w:spacing w:line="360" w:lineRule="auto"/>
+        <w:rPr>
+          <w:b/>
+          <w:bCs/>
+        </w:rPr>
+      </w:pPr>
+      <w:r>
+        <w:rPr>
+          <w:b/>
+          <w:bCs/>
+        </w:rPr>
+        <w:t>------------------------------------------------------------------</w:t>
+      </w:r>
+    </w:p>
+    <w:p>
+      <w:pPr>
+        <w:spacing w:line="360" w:lineRule="auto"/>
+      </w:pPr>
+      <w:r>
+        <w:t>A</w:t>
+      </w:r>
+      <w:r>
+        <w:t xml:space="preserve">cquista il </w:t>
+      </w:r>
+      <w:proofErr w:type="spellStart"/>
+      <w:r>
+        <w:t>tuo</w:t>
+      </w:r>
+      <w:proofErr w:type="spellEnd"/>
+      <w:r>
+        <w:t xml:space="preserve"> </w:t>
+      </w:r>
+      <w:proofErr w:type="spellStart"/>
+      <w:r>
+        <w:t>brivido</w:t>
+      </w:r>
+      <w:proofErr w:type="spellEnd"/>
+      <w:r>
+        <w:t xml:space="preserve"> di </w:t>
+      </w:r>
+      <w:proofErr w:type="spellStart"/>
+      <w:r>
+        <w:t>rivolta</w:t>
+      </w:r>
+      <w:proofErr w:type="spellEnd"/>
+      <w:r>
+        <w:t xml:space="preserve"> a </w:t>
+      </w:r>
+      <w:proofErr w:type="spellStart"/>
+      <w:r>
+        <w:t>chilometro</w:t>
+      </w:r>
+      <w:proofErr w:type="spellEnd"/>
+      <w:r>
+        <w:t xml:space="preserve"> zero</w:t>
+      </w:r>
+      <w:r>
+        <w:t>,</w:t>
+      </w:r>
+    </w:p>
+    <w:p>
+      <w:pPr>
+        <w:spacing w:line="360" w:lineRule="auto"/>
+      </w:pPr>
+      <w:proofErr w:type="spellStart"/>
+      <w:r>
+        <w:t>C</w:t>
+      </w:r>
+      <w:r>
+        <w:t>onsuma</w:t>
+      </w:r>
+      <w:proofErr w:type="spellEnd"/>
+      <w:r>
+        <w:t xml:space="preserve"> la </w:t>
+      </w:r>
+      <w:proofErr w:type="spellStart"/>
+      <w:r>
+        <w:t>tua</w:t>
+      </w:r>
+      <w:proofErr w:type="spellEnd"/>
+      <w:r>
+        <w:t xml:space="preserve"> </w:t>
+      </w:r>
+      <w:proofErr w:type="spellStart"/>
+      <w:r>
+        <w:t>ribellione</w:t>
+      </w:r>
+      <w:proofErr w:type="spellEnd"/>
+      <w:r>
+        <w:t xml:space="preserve"> </w:t>
+      </w:r>
+      <w:proofErr w:type="spellStart"/>
+      <w:r>
+        <w:t>mensile</w:t>
+      </w:r>
+      <w:proofErr w:type="spellEnd"/>
+      <w:r>
+        <w:t xml:space="preserve">, </w:t>
+      </w:r>
+      <w:r>
+        <w:t xml:space="preserve">in fila </w:t>
+      </w:r>
+      <w:proofErr w:type="spellStart"/>
+      <w:r>
+        <w:t>ordinata</w:t>
+      </w:r>
+      <w:proofErr w:type="spellEnd"/>
+      <w:r>
+        <w:t>.</w:t>
+      </w:r>
+    </w:p>
+    <w:p>
+      <w:pPr>
+        <w:spacing w:line="360" w:lineRule="auto"/>
+      </w:pPr>
+      <w:r>
+        <w:t xml:space="preserve">Poi </w:t>
+      </w:r>
+      <w:proofErr w:type="spellStart"/>
+      <w:r>
+        <w:t>torna</w:t>
+      </w:r>
+      <w:proofErr w:type="spellEnd"/>
+      <w:r>
+        <w:t xml:space="preserve"> a casa, </w:t>
+      </w:r>
+      <w:proofErr w:type="spellStart"/>
+      <w:r>
+        <w:t>bevendo</w:t>
+      </w:r>
+      <w:proofErr w:type="spellEnd"/>
+      <w:r>
+        <w:t xml:space="preserve"> </w:t>
+      </w:r>
+      <w:proofErr w:type="spellStart"/>
+      <w:r>
+        <w:t>responsabilmente</w:t>
+      </w:r>
+      <w:proofErr w:type="spellEnd"/>
+    </w:p>
+    <w:p>
+      <w:pPr>
+        <w:spacing w:line="360" w:lineRule="auto"/>
+        <w:rPr>
+          <w:b/>
+          <w:bCs/>
+        </w:rPr>
+      </w:pPr>
+      <w:r>
+        <w:rPr>
+          <w:b/>
+          <w:bCs/>
+        </w:rPr>
+        <w:t>------------------------------------------------------------------</w:t>
+      </w:r>
+    </w:p>
+    <w:p>
+      <w:pPr>
+        <w:spacing w:line="360" w:lineRule="auto"/>
+      </w:pPr>
+    </w:p>
+    <w:p>
+      <w:pPr>
+        <w:spacing w:line="360" w:lineRule="auto"/>
+      </w:pPr>
+    </w:p>
+    <w:p>
+      <w:pPr>
+        <w:spacing w:line="360" w:lineRule="auto"/>
+      </w:pPr>
     </w:p>
     <w:p/>
     <w:sectPr>
